--- a/config_library/masters/official/builtin/official_gbt_order.docx
+++ b/config_library/masters/official/builtin/official_gbt_order.docx
@@ -4,40 +4,12 @@
   <w:body>
     <w:p>
       <w:pPr>
-        <w:ind w:firstLine="0"/>
-      </w:pPr>
-      <w:r>
-        <w:rPr>
-          <w:rFonts w:ascii="黑体" w:hAnsi="黑体" w:eastAsia="黑体"/>
-          <w:b/>
-          <w:color w:val="000000"/>
-          <w:sz w:val="32"/>
-        </w:rPr>
-        <w:t>{{@text:official_security_level}}</w:t>
-      </w:r>
-    </w:p>
-    <w:p>
-      <w:pPr>
-        <w:ind w:firstLine="0"/>
-      </w:pPr>
-      <w:r>
-        <w:rPr>
-          <w:rFonts w:ascii="黑体" w:hAnsi="黑体" w:eastAsia="黑体"/>
-          <w:b/>
-          <w:color w:val="000000"/>
-          <w:sz w:val="32"/>
-        </w:rPr>
-        <w:t>{{@text:official_urgency}}</w:t>
-      </w:r>
-    </w:p>
-    <w:p>
-      <w:pPr>
-        <w:spacing w:after="80"/>
+        <w:spacing w:before="620" w:after="80" w:lineRule="atLeast" w:line="1200"/>
         <w:jc w:val="center"/>
       </w:pPr>
       <w:r>
         <w:rPr>
-          <w:rFonts w:ascii="FZXiaoBiaoSong-B05S" w:hAnsi="FZXiaoBiaoSong-B05S" w:eastAsia="方正小标宋简体"/>
+          <w:rFonts w:ascii="Noto Serif SC" w:hAnsi="Noto Serif SC" w:eastAsia="Noto Serif SC"/>
           <w:b w:val="0"/>
           <w:color w:val="C00000"/>
           <w:sz w:val="100"/>
@@ -47,7 +19,7 @@
     </w:p>
     <w:p>
       <w:pPr>
-        <w:spacing w:after="480"/>
+        <w:spacing w:after="1040"/>
         <w:jc w:val="center"/>
       </w:pPr>
       <w:r>
@@ -61,7 +33,7 @@
       </w:pPr>
       <w:r>
         <w:rPr>
-          <w:rFonts w:ascii="FZXiaoBiaoSong-B05S" w:hAnsi="FZXiaoBiaoSong-B05S" w:eastAsia="方正小标宋简体"/>
+          <w:rFonts w:ascii="Noto Serif SC" w:hAnsi="Noto Serif SC" w:eastAsia="Noto Serif SC"/>
           <w:b w:val="0"/>
           <w:color w:val="000000"/>
           <w:sz w:val="44"/>
@@ -80,14 +52,22 @@
     <w:p>
       <w:pPr>
         <w:spacing w:before="400"/>
+        <w:ind w:right="624"/>
         <w:jc w:val="right"/>
       </w:pPr>
       <w:r>
-        <w:t>签发人：{{@text:official_signer}}</w:t>
+        <w:rPr>
+          <w:rFonts w:ascii="KaiTi" w:hAnsi="KaiTi" w:eastAsia="KaiTi"/>
+          <w:b w:val="0"/>
+          <w:color w:val="000000"/>
+          <w:sz w:val="32"/>
+        </w:rPr>
+        <w:t>{{@text:official_signer}}</w:t>
       </w:r>
     </w:p>
     <w:p>
       <w:pPr>
+        <w:ind w:right="624"/>
         <w:jc w:val="right"/>
       </w:pPr>
       <w:r>
@@ -98,7 +78,7 @@
       <w:footerReference w:type="default" r:id="rId9"/>
       <w:footerReference w:type="even" r:id="rId10"/>
       <w:pgSz w:w="11906" w:h="16838"/>
-      <w:pgMar w:top="2098" w:right="1474" w:bottom="1984" w:left="1587" w:header="850" w:footer="1134" w:gutter="0"/>
+      <w:pgMar w:top="2098" w:right="1474" w:bottom="1984" w:left="1587" w:header="850" w:footer="1332" w:gutter="0"/>
       <w:cols w:space="720"/>
       <w:docGrid w:linePitch="360"/>
     </w:sectPr>
@@ -117,7 +97,7 @@
     <w:r/>
     <w:r>
       <w:rPr>
-        <w:rFonts w:ascii="SimSun" w:hAnsi="SimSun" w:eastAsia="宋体"/>
+        <w:rFonts w:ascii="simsun" w:hAnsi="simsun" w:eastAsia="simsun"/>
         <w:b w:val="0"/>
         <w:color w:val="000000"/>
         <w:sz w:val="28"/>
@@ -126,7 +106,7 @@
     </w:r>
     <w:r>
       <w:rPr>
-        <w:rFonts w:ascii="SimSun" w:hAnsi="SimSun" w:eastAsia="宋体"/>
+        <w:rFonts w:ascii="simsun" w:hAnsi="simsun" w:eastAsia="simsun"/>
         <w:b w:val="0"/>
         <w:color w:val="000000"/>
         <w:sz w:val="28"/>
@@ -139,7 +119,7 @@
     </w:r>
     <w:r>
       <w:rPr>
-        <w:rFonts w:ascii="SimSun" w:hAnsi="SimSun" w:eastAsia="宋体"/>
+        <w:rFonts w:ascii="simsun" w:hAnsi="simsun" w:eastAsia="simsun"/>
         <w:b w:val="0"/>
         <w:color w:val="000000"/>
         <w:sz w:val="28"/>
@@ -161,7 +141,7 @@
     <w:r/>
     <w:r>
       <w:rPr>
-        <w:rFonts w:ascii="SimSun" w:hAnsi="SimSun" w:eastAsia="宋体"/>
+        <w:rFonts w:ascii="simsun" w:hAnsi="simsun" w:eastAsia="simsun"/>
         <w:b w:val="0"/>
         <w:color w:val="000000"/>
         <w:sz w:val="28"/>
@@ -170,7 +150,7 @@
     </w:r>
     <w:r>
       <w:rPr>
-        <w:rFonts w:ascii="SimSun" w:hAnsi="SimSun" w:eastAsia="宋体"/>
+        <w:rFonts w:ascii="simsun" w:hAnsi="simsun" w:eastAsia="simsun"/>
         <w:b w:val="0"/>
         <w:color w:val="000000"/>
         <w:sz w:val="28"/>
@@ -183,7 +163,7 @@
     </w:r>
     <w:r>
       <w:rPr>
-        <w:rFonts w:ascii="SimSun" w:hAnsi="SimSun" w:eastAsia="宋体"/>
+        <w:rFonts w:ascii="simsun" w:hAnsi="simsun" w:eastAsia="simsun"/>
         <w:b w:val="0"/>
         <w:color w:val="000000"/>
         <w:sz w:val="28"/>
@@ -561,7 +541,7 @@
       <w:spacing w:lineRule="exact" w:line="560" w:before="0" w:after="0"/>
     </w:pPr>
     <w:rPr>
-      <w:rFonts w:ascii="FangSong_GB2312" w:hAnsi="FangSong_GB2312" w:eastAsia="仿宋_GB2312"/>
+      <w:rFonts w:ascii="FangSong" w:hAnsi="FangSong" w:eastAsia="FangSong" w:cs="FangSong"/>
       <w:sz w:val="32"/>
     </w:rPr>
   </w:style>
@@ -618,16 +598,17 @@
     <w:qFormat/>
     <w:rsid w:val="00FC693F"/>
     <w:pPr>
-      <w:keepNext/>
-      <w:keepLines/>
+      <w:keepNext w:val="0"/>
+      <w:keepLines w:val="0"/>
+      <w:pageBreakBefore w:val="0"/>
       <w:spacing w:before="0" w:after="0" w:lineRule="exact" w:line="560"/>
       <w:outlineLvl w:val="0"/>
     </w:pPr>
     <w:rPr>
-      <w:rFonts w:asciiTheme="majorHAnsi" w:eastAsiaTheme="majorEastAsia" w:hAnsiTheme="majorHAnsi" w:cstheme="majorBidi" w:ascii="SimHei" w:hAnsi="SimHei" w:eastAsia="黑体"/>
-      <w:b/>
+      <w:rFonts w:asciiTheme="majorHAnsi" w:eastAsiaTheme="majorEastAsia" w:hAnsiTheme="majorHAnsi" w:cstheme="majorBidi" w:ascii="simhei" w:hAnsi="simhei" w:eastAsia="simhei" w:cs="simhei"/>
+      <w:b w:val="0"/>
       <w:bCs/>
-      <w:color w:val="365F91" w:themeColor="accent1" w:themeShade="BF"/>
+      <w:color w:val="000000"/>
       <w:sz w:val="32"/>
       <w:szCs w:val="28"/>
     </w:rPr>
@@ -642,16 +623,17 @@
     <w:qFormat/>
     <w:rsid w:val="00FC693F"/>
     <w:pPr>
-      <w:keepNext/>
-      <w:keepLines/>
+      <w:keepNext w:val="0"/>
+      <w:keepLines w:val="0"/>
+      <w:pageBreakBefore w:val="0"/>
       <w:spacing w:before="0" w:after="0" w:lineRule="exact" w:line="560"/>
       <w:outlineLvl w:val="1"/>
     </w:pPr>
     <w:rPr>
-      <w:rFonts w:asciiTheme="majorHAnsi" w:eastAsiaTheme="majorEastAsia" w:hAnsiTheme="majorHAnsi" w:cstheme="majorBidi" w:ascii="SimHei" w:hAnsi="SimHei" w:eastAsia="黑体"/>
-      <w:b/>
+      <w:rFonts w:asciiTheme="majorHAnsi" w:eastAsiaTheme="majorEastAsia" w:hAnsiTheme="majorHAnsi" w:cstheme="majorBidi" w:ascii="KaiTi" w:hAnsi="KaiTi" w:eastAsia="KaiTi" w:cs="KaiTi"/>
+      <w:b w:val="0"/>
       <w:bCs/>
-      <w:color w:val="4F81BD" w:themeColor="accent1"/>
+      <w:color w:val="000000"/>
       <w:sz w:val="32"/>
       <w:szCs w:val="26"/>
     </w:rPr>
@@ -666,16 +648,18 @@
     <w:qFormat/>
     <w:rsid w:val="00FC693F"/>
     <w:pPr>
-      <w:keepNext/>
-      <w:keepLines/>
-      <w:spacing w:before="200" w:after="0"/>
+      <w:keepNext w:val="0"/>
+      <w:keepLines w:val="0"/>
+      <w:pageBreakBefore w:val="0"/>
+      <w:spacing w:before="0" w:after="0" w:lineRule="exact" w:line="560"/>
       <w:outlineLvl w:val="2"/>
     </w:pPr>
     <w:rPr>
-      <w:rFonts w:asciiTheme="majorHAnsi" w:eastAsiaTheme="majorEastAsia" w:hAnsiTheme="majorHAnsi" w:cstheme="majorBidi"/>
-      <w:b/>
+      <w:rFonts w:asciiTheme="majorHAnsi" w:eastAsiaTheme="majorEastAsia" w:hAnsiTheme="majorHAnsi" w:cstheme="majorBidi" w:ascii="FangSong" w:hAnsi="FangSong" w:eastAsia="FangSong" w:cs="FangSong"/>
+      <w:b w:val="0"/>
       <w:bCs/>
-      <w:color w:val="4F81BD" w:themeColor="accent1"/>
+      <w:color w:val="000000"/>
+      <w:sz w:val="32"/>
     </w:rPr>
   </w:style>
   <w:style w:type="paragraph" w:styleId="Heading4">
@@ -689,18 +673,20 @@
     <w:qFormat/>
     <w:rsid w:val="00FC693F"/>
     <w:pPr>
-      <w:keepNext/>
-      <w:keepLines/>
-      <w:spacing w:before="200" w:after="0"/>
+      <w:keepNext w:val="0"/>
+      <w:keepLines w:val="0"/>
+      <w:pageBreakBefore w:val="0"/>
+      <w:spacing w:before="0" w:after="0" w:lineRule="exact" w:line="560"/>
       <w:outlineLvl w:val="3"/>
     </w:pPr>
     <w:rPr>
-      <w:rFonts w:asciiTheme="majorHAnsi" w:eastAsiaTheme="majorEastAsia" w:hAnsiTheme="majorHAnsi" w:cstheme="majorBidi"/>
-      <w:b/>
+      <w:rFonts w:asciiTheme="majorHAnsi" w:eastAsiaTheme="majorEastAsia" w:hAnsiTheme="majorHAnsi" w:cstheme="majorBidi" w:ascii="FangSong" w:hAnsi="FangSong" w:eastAsia="FangSong" w:cs="FangSong"/>
+      <w:b w:val="0"/>
       <w:bCs/>
       <w:i/>
       <w:iCs/>
-      <w:color w:val="4F81BD" w:themeColor="accent1"/>
+      <w:color w:val="000000"/>
+      <w:sz w:val="32"/>
     </w:rPr>
   </w:style>
   <w:style w:type="paragraph" w:styleId="Heading5">
